--- a/Farm_Master_PRD_Stage1.docx
+++ b/Farm_Master_PRD_Stage1.docx
@@ -1625,11 +1625,9 @@
           <w:b/>
           <w:bCs/>
         </w:rPr>
-        <w:t xml:space="preserve">Responsive web application </w:t>
-      </w:r>
-      <w:r>
-        <w:t xml:space="preserve">as the primary build (desktop, tablet, and mobile browser) — no native mobile app in Phase 1.</w:t>
-      </w:r>
+        <w:t>Responsive web application as the primary build across desktop, tablet, and phone browsers — explicitly covering both Android and iOS on tablet and phone, not just “mobile browser” as a single generic category — no native mobile app in Phase 1. Device responsiveness is a first-class Phase 1 requirement from Stage 3 (wireframes) onward, not a Stage 4 visual-styling afterthought — see Section 5.1.</w:t>
+      </w:r>
+      <w:r/>
     </w:p>
     <w:p>
       <w:pPr>
@@ -1729,6 +1727,432 @@
       </w:r>
       <w:r>
         <w:t xml:space="preserve">across all six user types (Section 3), enforced at the data layer, not just the UI.</w:t>
+      </w:r>
+    </w:p>
+    <w:p>
+      <w:pPr>
+        <w:pStyle w:val="Heading2"/>
+      </w:pPr>
+      <w:r>
+        <w:rPr>
+          <w:b w:val="0"/>
+          <w:i w:val="0"/>
+        </w:rPr>
+        <w:t>5.1 Device &amp; Responsiveness Requirements</w:t>
+      </w:r>
+    </w:p>
+    <w:p>
+      <w:r>
+        <w:rPr>
+          <w:b w:val="0"/>
+          <w:i w:val="0"/>
+        </w:rPr>
+        <w:t>Added at Stage 3 (device-responsiveness audit, 3 September 2026): every screen across the three portals and the internal Control Centre is checked at three explicit breakpoints, not left to “responsive” as an unstated assumption.</w:t>
+      </w:r>
+    </w:p>
+    <w:tbl>
+      <w:tblPr>
+        <w:tblW w:type="auto" w:w="0"/>
+        <w:tblLayout w:type="fixed"/>
+        <w:tblLook w:firstColumn="1" w:firstRow="1" w:lastColumn="0" w:lastRow="0" w:noHBand="0" w:noVBand="1" w:val="04A0"/>
+        <w:tblBorders>
+          <w:top w:val="single" w:color="auto" w:sz="4"/>
+          <w:left w:val="single" w:color="auto" w:sz="4"/>
+          <w:bottom w:val="single" w:color="auto" w:sz="4"/>
+          <w:right w:val="single" w:color="auto" w:sz="4"/>
+          <w:insideH w:val="single" w:color="auto" w:sz="4"/>
+          <w:insideV w:val="single" w:color="auto" w:sz="4"/>
+        </w:tblBorders>
+      </w:tblPr>
+      <w:tblGrid>
+        <w:gridCol w:w="3280"/>
+        <w:gridCol w:w="3280"/>
+        <w:gridCol w:w="3280"/>
+      </w:tblGrid>
+      <w:tr>
+        <w:tc>
+          <w:tcPr>
+            <w:tcW w:type="dxa" w:w="1584"/>
+          </w:tcPr>
+          <w:p>
+            <w:r>
+              <w:rPr>
+                <w:b/>
+              </w:rPr>
+              <w:t>Tier</w:t>
+            </w:r>
+          </w:p>
+        </w:tc>
+        <w:tc>
+          <w:tcPr>
+            <w:tcW w:type="dxa" w:w="1584"/>
+          </w:tcPr>
+          <w:p>
+            <w:r>
+              <w:rPr>
+                <w:b/>
+              </w:rPr>
+              <w:t>Width</w:t>
+            </w:r>
+          </w:p>
+        </w:tc>
+        <w:tc>
+          <w:tcPr>
+            <w:tcW w:type="dxa" w:w="6048"/>
+          </w:tcPr>
+          <w:p>
+            <w:r>
+              <w:rPr>
+                <w:b/>
+              </w:rPr>
+              <w:t>Primary devices</w:t>
+            </w:r>
+          </w:p>
+        </w:tc>
+      </w:tr>
+      <w:tr>
+        <w:tc>
+          <w:tcPr>
+            <w:tcW w:type="dxa" w:w="1584"/>
+          </w:tcPr>
+          <w:p>
+            <w:r>
+              <w:t>Desktop</w:t>
+            </w:r>
+          </w:p>
+        </w:tc>
+        <w:tc>
+          <w:tcPr>
+            <w:tcW w:type="dxa" w:w="1584"/>
+          </w:tcPr>
+          <w:p>
+            <w:r>
+              <w:t>≥ 1024px</w:t>
+            </w:r>
+          </w:p>
+        </w:tc>
+        <w:tc>
+          <w:tcPr>
+            <w:tcW w:type="dxa" w:w="6048"/>
+          </w:tcPr>
+          <w:p>
+            <w:r>
+              <w:t>Laptop / desktop browser (Chrome, Safari, Edge)</w:t>
+            </w:r>
+          </w:p>
+        </w:tc>
+      </w:tr>
+      <w:tr>
+        <w:tc>
+          <w:tcPr>
+            <w:tcW w:type="dxa" w:w="1584"/>
+          </w:tcPr>
+          <w:p>
+            <w:r>
+              <w:t>Tablet</w:t>
+            </w:r>
+          </w:p>
+        </w:tc>
+        <w:tc>
+          <w:tcPr>
+            <w:tcW w:type="dxa" w:w="1584"/>
+          </w:tcPr>
+          <w:p>
+            <w:r>
+              <w:t>768–1023px</w:t>
+            </w:r>
+          </w:p>
+        </w:tc>
+        <w:tc>
+          <w:tcPr>
+            <w:tcW w:type="dxa" w:w="6048"/>
+          </w:tcPr>
+          <w:p>
+            <w:r>
+              <w:t>iPad (iOS Safari) and Android tablets (Chrome)</w:t>
+            </w:r>
+          </w:p>
+        </w:tc>
+      </w:tr>
+      <w:tr>
+        <w:tc>
+          <w:tcPr>
+            <w:tcW w:type="dxa" w:w="1584"/>
+          </w:tcPr>
+          <w:p>
+            <w:r>
+              <w:t>Phone</w:t>
+            </w:r>
+          </w:p>
+        </w:tc>
+        <w:tc>
+          <w:tcPr>
+            <w:tcW w:type="dxa" w:w="1584"/>
+          </w:tcPr>
+          <w:p>
+            <w:r>
+              <w:t>&lt; 768px</w:t>
+            </w:r>
+          </w:p>
+        </w:tc>
+        <w:tc>
+          <w:tcPr>
+            <w:tcW w:type="dxa" w:w="6048"/>
+          </w:tcPr>
+          <w:p>
+            <w:r>
+              <w:t>iPhone (iOS Safari) and Android phones (Chrome) — includes phablets in landscape, up to 767px</w:t>
+            </w:r>
+          </w:p>
+        </w:tc>
+      </w:tr>
+    </w:tbl>
+    <w:p>
+      <w:r>
+        <w:rPr>
+          <w:b w:val="0"/>
+          <w:i w:val="0"/>
+        </w:rPr>
+        <w:t>Touch targets ≥ 44px on phone and tablet (iOS Human Interface Guidelines / Android Material minimum), regardless of pointer input on desktop.</w:t>
+      </w:r>
+    </w:p>
+    <w:p>
+      <w:r>
+        <w:rPr>
+          <w:b/>
+          <w:i w:val="0"/>
+        </w:rPr>
+        <w:t>Per-portal device priority</w:t>
+      </w:r>
+    </w:p>
+    <w:tbl>
+      <w:tblPr>
+        <w:tblW w:type="auto" w:w="0"/>
+        <w:tblLayout w:type="fixed"/>
+        <w:tblLook w:firstColumn="1" w:firstRow="1" w:lastColumn="0" w:lastRow="0" w:noHBand="0" w:noVBand="1" w:val="04A0"/>
+        <w:tblBorders>
+          <w:top w:val="single" w:color="auto" w:sz="4"/>
+          <w:left w:val="single" w:color="auto" w:sz="4"/>
+          <w:bottom w:val="single" w:color="auto" w:sz="4"/>
+          <w:right w:val="single" w:color="auto" w:sz="4"/>
+          <w:insideH w:val="single" w:color="auto" w:sz="4"/>
+          <w:insideV w:val="single" w:color="auto" w:sz="4"/>
+        </w:tblBorders>
+      </w:tblPr>
+      <w:tblGrid>
+        <w:gridCol w:w="3280"/>
+        <w:gridCol w:w="3280"/>
+        <w:gridCol w:w="3280"/>
+      </w:tblGrid>
+      <w:tr>
+        <w:tc>
+          <w:tcPr>
+            <w:tcW w:type="dxa" w:w="2592"/>
+          </w:tcPr>
+          <w:p>
+            <w:r>
+              <w:rPr>
+                <w:b/>
+              </w:rPr>
+              <w:t>Portal / role</w:t>
+            </w:r>
+          </w:p>
+        </w:tc>
+        <w:tc>
+          <w:tcPr>
+            <w:tcW w:type="dxa" w:w="2304"/>
+          </w:tcPr>
+          <w:p>
+            <w:r>
+              <w:rPr>
+                <w:b/>
+              </w:rPr>
+              <w:t>Priority</w:t>
+            </w:r>
+          </w:p>
+        </w:tc>
+        <w:tc>
+          <w:tcPr>
+            <w:tcW w:type="dxa" w:w="4608"/>
+          </w:tcPr>
+          <w:p>
+            <w:r>
+              <w:rPr>
+                <w:b/>
+              </w:rPr>
+              <w:t>Rationale</w:t>
+            </w:r>
+          </w:p>
+        </w:tc>
+      </w:tr>
+      <w:tr>
+        <w:tc>
+          <w:tcPr>
+            <w:tcW w:type="dxa" w:w="2592"/>
+          </w:tcPr>
+          <w:p>
+            <w:r>
+              <w:t>Farmer Portal</w:t>
+            </w:r>
+          </w:p>
+        </w:tc>
+        <w:tc>
+          <w:tcPr>
+            <w:tcW w:type="dxa" w:w="2304"/>
+          </w:tcPr>
+          <w:p>
+            <w:r>
+              <w:t>Phone-first (Android priority)</w:t>
+            </w:r>
+          </w:p>
+        </w:tc>
+        <w:tc>
+          <w:tcPr>
+            <w:tcW w:type="dxa" w:w="4608"/>
+          </w:tcPr>
+          <w:p>
+            <w:r>
+              <w:t>Farmers are the user type most likely to be on an Android phone rather than a desktop; every screen must collapse cleanly to one column before any tablet/desktop enhancement is added.</w:t>
+            </w:r>
+          </w:p>
+        </w:tc>
+      </w:tr>
+      <w:tr>
+        <w:tc>
+          <w:tcPr>
+            <w:tcW w:type="dxa" w:w="2592"/>
+          </w:tcPr>
+          <w:p>
+            <w:r>
+              <w:t>Buyer Portal</w:t>
+            </w:r>
+          </w:p>
+        </w:tc>
+        <w:tc>
+          <w:tcPr>
+            <w:tcW w:type="dxa" w:w="2304"/>
+          </w:tcPr>
+          <w:p>
+            <w:r>
+              <w:t>Desktop-first, tablet-secondary</w:t>
+            </w:r>
+          </w:p>
+        </w:tc>
+        <w:tc>
+          <w:tcPr>
+            <w:tcW w:type="dxa" w:w="4608"/>
+          </w:tcPr>
+          <w:p>
+            <w:r>
+              <w:t>Institutional and private buyers manage requirements and payments mostly from a desk; phone is a usable fallback for status checks, not the primary path.</w:t>
+            </w:r>
+          </w:p>
+        </w:tc>
+      </w:tr>
+      <w:tr>
+        <w:tc>
+          <w:tcPr>
+            <w:tcW w:type="dxa" w:w="2592"/>
+          </w:tcPr>
+          <w:p>
+            <w:r>
+              <w:t>Vendor Portal</w:t>
+            </w:r>
+          </w:p>
+        </w:tc>
+        <w:tc>
+          <w:tcPr>
+            <w:tcW w:type="dxa" w:w="2304"/>
+          </w:tcPr>
+          <w:p>
+            <w:r>
+              <w:t>Desktop/tablet-first</w:t>
+            </w:r>
+          </w:p>
+        </w:tc>
+        <w:tc>
+          <w:tcPr>
+            <w:tcW w:type="dxa" w:w="4608"/>
+          </w:tcPr>
+          <w:p>
+            <w:r>
+              <w:t>Vendor storefront and order management assume a shop-counter device; phone is a usable fallback.</w:t>
+            </w:r>
+          </w:p>
+        </w:tc>
+      </w:tr>
+      <w:tr>
+        <w:tc>
+          <w:tcPr>
+            <w:tcW w:type="dxa" w:w="2592"/>
+          </w:tcPr>
+          <w:p>
+            <w:r>
+              <w:t>Control Centre — office roles (Agronomist, Admin/Finance)</w:t>
+            </w:r>
+          </w:p>
+        </w:tc>
+        <w:tc>
+          <w:tcPr>
+            <w:tcW w:type="dxa" w:w="2304"/>
+          </w:tcPr>
+          <w:p>
+            <w:r>
+              <w:t>Tablet/desktop-first</w:t>
+            </w:r>
+          </w:p>
+        </w:tc>
+        <w:tc>
+          <w:tcPr>
+            <w:tcW w:type="dxa" w:w="4608"/>
+          </w:tcPr>
+          <w:p>
+            <w:r>
+              <w:t>Formula building, reconciliation, and reporting are desk-bound tasks.</w:t>
+            </w:r>
+          </w:p>
+        </w:tc>
+      </w:tr>
+      <w:tr>
+        <w:tc>
+          <w:tcPr>
+            <w:tcW w:type="dxa" w:w="2592"/>
+          </w:tcPr>
+          <w:p>
+            <w:r>
+              <w:t>Control Centre — field roles (Logistics dispatch, proof of pickup/delivery)</w:t>
+            </w:r>
+          </w:p>
+        </w:tc>
+        <w:tc>
+          <w:tcPr>
+            <w:tcW w:type="dxa" w:w="2304"/>
+          </w:tcPr>
+          <w:p>
+            <w:r>
+              <w:t>OPEN DECISION — phone-first proposed</w:t>
+            </w:r>
+          </w:p>
+        </w:tc>
+        <w:tc>
+          <w:tcPr>
+            <w:tcW w:type="dxa" w:w="4608"/>
+          </w:tcPr>
+          <w:p>
+            <w:r>
+              <w:t>A rider confirming a pickup in the field is not carrying a tablet; this has not yet been confirmed with Emmanuel (see IA Section 8).</w:t>
+            </w:r>
+          </w:p>
+        </w:tc>
+      </w:tr>
+    </w:tbl>
+    <w:p>
+      <w:r>
+        <w:rPr>
+          <w:b w:val="0"/>
+          <w:i/>
+        </w:rPr>
+        <w:t>The Control Centre split above is flagged, not yet decided — Stage 3 wireframes proceed with office roles as tablet/desktop-first and field roles (Logistics) provisionally phone-first, pending Emmanuel's confirmation before Stage 4 visual design locks in a treatment per role.</w:t>
       </w:r>
     </w:p>
     <w:p>

--- a/Farm_Master_PRD_Stage1.docx
+++ b/Farm_Master_PRD_Stage1.docx
@@ -2130,7 +2130,7 @@
           </w:tcPr>
           <w:p>
             <w:r>
-              <w:t>OPEN DECISION — phone-first proposed</w:t>
+              <w:t>CONFIRMED — phone-first</w:t>
             </w:r>
           </w:p>
         </w:tc>
@@ -2140,7 +2140,7 @@
           </w:tcPr>
           <w:p>
             <w:r>
-              <w:t>A rider confirming a pickup in the field is not carrying a tablet; this has not yet been confirmed with Emmanuel (see IA Section 8).</w:t>
+              <w:t>A rider confirming a pickup in the field is not carrying a tablet; confirmed by Emmanuel, 3 September 2026 (see IA Section 8).</w:t>
             </w:r>
           </w:p>
         </w:tc>
@@ -2152,7 +2152,7 @@
           <w:b w:val="0"/>
           <w:i/>
         </w:rPr>
-        <w:t>The Control Centre split above is flagged, not yet decided — Stage 3 wireframes proceed with office roles as tablet/desktop-first and field roles (Logistics) provisionally phone-first, pending Emmanuel's confirmation before Stage 4 visual design locks in a treatment per role.</w:t>
+        <w:t>CONFIRMED by Emmanuel, 3 September 2026: the Control Centre split above — office roles (Agronomist, Admin/Finance) tablet/desktop-first, field roles (Logistics dispatch, proof of pickup/delivery) phone-first — and the 1024px/768px breakpoint values are both locked in for Stage 4 visual design.</w:t>
       </w:r>
     </w:p>
     <w:p>

--- a/Farm_Master_PRD_Stage1.docx
+++ b/Farm_Master_PRD_Stage1.docx
@@ -3450,6 +3450,226 @@
       </w:pPr>
       <w:r>
         <w:t xml:space="preserve">With pilot parameters locked, this PRD is considered CONFIRMED and Stage 2 (Information Architecture) proceeds on the basis of Section 1.1.</w:t>
+      </w:r>
+    </w:p>
+    <w:p>
+      <w:pPr>
+        <w:pStyle w:val="Heading1"/>
+      </w:pPr>
+      <w:r>
+        <w:rPr>
+          <w:b w:val="0"/>
+          <w:i w:val="0"/>
+        </w:rPr>
+        <w:t>10. Provisional Rates &amp; Formulas (Pending Sign-off)</w:t>
+      </w:r>
+    </w:p>
+    <w:p>
+      <w:r>
+        <w:rPr>
+          <w:b w:val="0"/>
+          <w:i w:val="0"/>
+        </w:rPr>
+        <w:t>Added 3 September 2026, during Stage 5 (Interactive Prototype). The three flows built for Stage 5 needed real numbers to be genuinely interactive rather than static — the figures below were used for that purpose. None of them are final business decisions; they are provisional placeholders so the prototypes function correctly, and they are wired as configuration values (not hard-coded numbers) in each flow file specifically so a real number can replace a placeholder in one line, not a code change. See rates_config.js in Stage 5 Interactive Prototype/ for the canonical reference copy.</w:t>
+      </w:r>
+    </w:p>
+    <w:tbl>
+      <w:tblPr>
+        <w:tblW w:type="auto" w:w="0"/>
+        <w:tblLayout w:type="fixed"/>
+        <w:tblLook w:firstColumn="1" w:firstRow="1" w:lastColumn="0" w:lastRow="0" w:noHBand="0" w:noVBand="1" w:val="04A0"/>
+        <w:tblBorders>
+          <w:top w:val="single" w:color="auto" w:sz="4"/>
+          <w:left w:val="single" w:color="auto" w:sz="4"/>
+          <w:bottom w:val="single" w:color="auto" w:sz="4"/>
+          <w:right w:val="single" w:color="auto" w:sz="4"/>
+          <w:insideH w:val="single" w:color="auto" w:sz="4"/>
+          <w:insideV w:val="single" w:color="auto" w:sz="4"/>
+        </w:tblBorders>
+      </w:tblPr>
+      <w:tblGrid>
+        <w:gridCol w:w="3280"/>
+        <w:gridCol w:w="3280"/>
+        <w:gridCol w:w="3280"/>
+      </w:tblGrid>
+      <w:tr>
+        <w:tc>
+          <w:tcPr>
+            <w:tcW w:type="dxa" w:w="2592"/>
+          </w:tcPr>
+          <w:p>
+            <w:r>
+              <w:rPr>
+                <w:b/>
+              </w:rPr>
+              <w:t>Value</w:t>
+            </w:r>
+          </w:p>
+        </w:tc>
+        <w:tc>
+          <w:tcPr>
+            <w:tcW w:type="dxa" w:w="2592"/>
+          </w:tcPr>
+          <w:p>
+            <w:r>
+              <w:rPr>
+                <w:b/>
+              </w:rPr>
+              <w:t>Provisional figure</w:t>
+            </w:r>
+          </w:p>
+        </w:tc>
+        <w:tc>
+          <w:tcPr>
+            <w:tcW w:type="dxa" w:w="4320"/>
+          </w:tcPr>
+          <w:p>
+            <w:r>
+              <w:rPr>
+                <w:b/>
+              </w:rPr>
+              <w:t>Status</w:t>
+            </w:r>
+          </w:p>
+        </w:tc>
+      </w:tr>
+      <w:tr>
+        <w:tc>
+          <w:tcPr>
+            <w:tcW w:type="dxa" w:w="2592"/>
+          </w:tcPr>
+          <w:p>
+            <w:r>
+              <w:t>Buyer commitment fee</w:t>
+            </w:r>
+          </w:p>
+        </w:tc>
+        <w:tc>
+          <w:tcPr>
+            <w:tcW w:type="dxa" w:w="2592"/>
+          </w:tcPr>
+          <w:p>
+            <w:r>
+              <w:t>GHS 90 / tonne</w:t>
+            </w:r>
+          </w:p>
+        </w:tc>
+        <w:tc>
+          <w:tcPr>
+            <w:tcW w:type="dxa" w:w="4320"/>
+          </w:tcPr>
+          <w:p>
+            <w:r>
+              <w:t>Provisional — pending Emmanuel's final business sign-off. Used in Flow 1 (Buyer Commitment-Fee Payment) since Stage 3/4 mock screens; carried into the interactive prototype.</w:t>
+            </w:r>
+          </w:p>
+        </w:tc>
+      </w:tr>
+      <w:tr>
+        <w:tc>
+          <w:tcPr>
+            <w:tcW w:type="dxa" w:w="2592"/>
+          </w:tcPr>
+          <w:p>
+            <w:r>
+              <w:t>Vendor mechanisation service fee</w:t>
+            </w:r>
+          </w:p>
+        </w:tc>
+        <w:tc>
+          <w:tcPr>
+            <w:tcW w:type="dxa" w:w="2592"/>
+          </w:tcPr>
+          <w:p>
+            <w:r>
+              <w:t>GHS 60 / tonne</w:t>
+            </w:r>
+          </w:p>
+        </w:tc>
+        <w:tc>
+          <w:tcPr>
+            <w:tcW w:type="dxa" w:w="4320"/>
+          </w:tcPr>
+          <w:p>
+            <w:r>
+              <w:t>Provisional — pending Emmanuel's final business sign-off. Specified per-tonne, but mechanisation requests currently capture area (acres), not tonnage — there is no yield/tonnage field on a request yet. Applied per-acre in Flow 3 as a placeholder wiring pattern; flagged for Stage 6 data-model review, not treated as correct as-is.</w:t>
+            </w:r>
+          </w:p>
+        </w:tc>
+      </w:tr>
+      <w:tr>
+        <w:tc>
+          <w:tcPr>
+            <w:tcW w:type="dxa" w:w="2592"/>
+          </w:tcPr>
+          <w:p>
+            <w:r>
+              <w:t>Production formula input scaling</w:t>
+            </w:r>
+          </w:p>
+        </w:tc>
+        <w:tc>
+          <w:tcPr>
+            <w:tcW w:type="dxa" w:w="2592"/>
+          </w:tcPr>
+          <w:p>
+            <w:r>
+              <w:t>Seed 1.6 kg/t · NPK 1 bag/2t · Top-dress 1 bag/4t</w:t>
+            </w:r>
+          </w:p>
+        </w:tc>
+        <w:tc>
+          <w:tcPr>
+            <w:tcW w:type="dxa" w:w="4320"/>
+          </w:tcPr>
+          <w:p>
+            <w:r>
+              <w:t>AGRONOMICALLY UNVERIFIED, not just business-unconfirmed — these multipliers were invented to produce plausible-looking numbers for Flow 2 (Farmer Production Formula), not derived from any agronomic source. Needs an agronomist's review before any real farmer sees these quantities, in addition to Emmanuel's sign-off.</w:t>
+            </w:r>
+          </w:p>
+        </w:tc>
+      </w:tr>
+    </w:tbl>
+    <w:p>
+      <w:r>
+        <w:rPr>
+          <w:b w:val="0"/>
+          <w:i/>
+        </w:rPr>
+        <w:t>None of these block Stage 6 architecture work — they are implemented as configuration, not code, specifically so real figures can be dropped in later without touching application logic.</w:t>
+      </w:r>
+    </w:p>
+    <w:p>
+      <w:pPr>
+        <w:pStyle w:val="Heading1"/>
+      </w:pPr>
+      <w:r>
+        <w:rPr>
+          <w:b w:val="0"/>
+          <w:i w:val="0"/>
+        </w:rPr>
+        <w:t>11. Vendor Date-Conflict Approval Rule</w:t>
+      </w:r>
+    </w:p>
+    <w:p>
+      <w:r>
+        <w:rPr>
+          <w:b w:val="0"/>
+          <w:i w:val="0"/>
+        </w:rPr>
+        <w:t>Added 3 September 2026, closing a gap identified while reviewing Flow 3 (Vendor Mechanisation Request): the Stage 5 prototype did not check whether a vendor's confirmed service date fell outside the farmer's originally requested window. This is now a confirmed business rule, not just a prototype fix:</w:t>
+      </w:r>
+    </w:p>
+    <w:p>
+      <w:pPr>
+        <w:pStyle w:val="ListParagraph"/>
+      </w:pPr>
+      <w:r>
+        <w:rPr>
+          <w:b w:val="0"/>
+          <w:i w:val="0"/>
+        </w:rPr>
+        <w:t>A vendor confirming a mechanisation request with a date outside the farmer's requested window is not blocked from proceeding, but must obtain buyer or admin approval before the order can proceed. The override — who approved it, the originally requested window, and the confirmed date — is logged to the audit trail (Section 3, Super Admin / Platform Admin role) as one of the financial/operational actions requiring traceability. Implemented in Flow 3's interactive prototype as a non-blocking warning with a required approval step before the Confirm action becomes available.</w:t>
       </w:r>
     </w:p>
     <w:sectPr>

--- a/Farm_Master_PRD_Stage1.docx
+++ b/Farm_Master_PRD_Stage1.docx
@@ -1339,7 +1339,7 @@
                 <w:sz w:val="20"/>
                 <w:szCs w:val="20"/>
               </w:rPr>
-              <w:t xml:space="preserve">Admin / Finance</w:t>
+              <w:t>Finance</w:t>
             </w:r>
           </w:p>
         </w:tc>
@@ -1361,7 +1361,29 @@
                 <w:sz w:val="20"/>
                 <w:szCs w:val="20"/>
               </w:rPr>
-              <w:t xml:space="preserve">Manages user verification, reconciliation of commitment fees and trading margins, vendor payouts, and farmer settlements; reporting to MoFA and institutional partners.</w:t>
+              <w:t>Reconciles commitment fees, trading margins, vendor payouts, and farmer settlements; financial and MoFA compliance reporting. Has no authority to create accounts or change role permissions (Section 5).</w:t>
+            </w:r>
+          </w:p>
+        </w:tc>
+      </w:tr>
+      <w:tr>
+        <w:tc>
+          <w:tcPr>
+            <w:tcW w:type="dxa" w:w="2600"/>
+          </w:tcPr>
+          <w:p>
+            <w:r>
+              <w:t>Super Admin / Platform Admin</w:t>
+            </w:r>
+          </w:p>
+        </w:tc>
+        <w:tc>
+          <w:tcPr>
+            <w:tcW w:type="dxa" w:w="7300"/>
+          </w:tcPr>
+          <w:p>
+            <w:r>
+              <w:t>Full account management and role assignment/revocation across all four portals (Farmer, Buyer, Vendor, Internal Operations); reviews and approves Buyer/Vendor registration verification; system-wide configuration; audit log visibility over every role/permission change and every financial action. Added 3 September 2026 to separate user/role administration from Finance (Section 5).</w:t>
             </w:r>
           </w:p>
         </w:tc>
@@ -1377,7 +1399,7 @@
         <w:spacing w:after="160"/>
       </w:pPr>
       <w:r>
-        <w:t xml:space="preserve">Access to each of the six roles above (Farmer, Buyer, Vendor, Agronomist, Logistics, Admin) must be permission-scoped from the start — this is a confirmed constraint, not a later add-on, since a Farmer must never see Buyer order data or another Farmer's settlement figures, and Logistics staff need dispatch visibility without financial reconciliation access.</w:t>
+        <w:t>Access to each of the seven roles above (Farmer, Buyer, Vendor, Agronomist, Logistics, Finance, Super Admin) must be permission-scoped from the start — this is a confirmed constraint, not a later add-on, since a Farmer must never see Buyer order data or another Farmer's settlement figures, and Logistics staff need dispatch visibility without financial reconciliation access. Finance and Super Admin are deliberately separate roles (added 3 September 2026) so that no single role can both move money and grant its own permissions — Finance releases settlements and payouts; only Super Admin can create accounts, assign or revoke roles, or approve a Buyer/Vendor's pending registration.</w:t>
       </w:r>
     </w:p>
     <w:p>
@@ -1723,10 +1745,20 @@
           <w:b/>
           <w:bCs/>
         </w:rPr>
-        <w:t xml:space="preserve">Role-based access control </w:t>
-      </w:r>
-      <w:r>
-        <w:t xml:space="preserve">across all six user types (Section 3), enforced at the data layer, not just the UI.</w:t>
+        <w:t>Role-based access control across all seven roles (Section 3), enforced at the data layer, not just the UI.</w:t>
+      </w:r>
+      <w:r/>
+    </w:p>
+    <w:p>
+      <w:pPr>
+        <w:pStyle w:val="ListParagraph"/>
+      </w:pPr>
+      <w:r>
+        <w:rPr>
+          <w:b w:val="0"/>
+          <w:i w:val="0"/>
+        </w:rPr>
+        <w:t>Audit logging for every role/permission change and every financial action (commitment fee capture, settlement release, payout release), attributable to the acting user — added 3 September 2026 as a Stage 6 architectural requirement from day one, not a later retrofit.</w:t>
       </w:r>
     </w:p>
     <w:p>

--- a/Farm_Master_PRD_Stage1.docx
+++ b/Farm_Master_PRD_Stage1.docx
@@ -1759,6 +1759,18 @@
           <w:i w:val="0"/>
         </w:rPr>
         <w:t>Audit logging for every role/permission change and every financial action (commitment fee capture, settlement release, payout release), attributable to the acting user — added 3 September 2026 as a Stage 6 architectural requirement from day one, not a later retrofit.</w:t>
+      </w:r>
+    </w:p>
+    <w:p>
+      <w:pPr>
+        <w:pStyle w:val="ListParagraph"/>
+      </w:pPr>
+      <w:r>
+        <w:rPr>
+          <w:b w:val="0"/>
+          <w:i w:val="0"/>
+        </w:rPr>
+        <w:t>Real-time OTP verification via both phone (SMS) and email, at both registration and login, across all seven roles — added 5 September 2026 as a new confirmed requirement, not part of the original Stage 1 scope. See Section 12.</w:t>
       </w:r>
     </w:p>
     <w:p>
@@ -3702,6 +3714,84 @@
           <w:i w:val="0"/>
         </w:rPr>
         <w:t>A vendor confirming a mechanisation request with a date outside the farmer's requested window is not blocked from proceeding, but must obtain buyer or admin approval before the order can proceed. The override — who approved it, the originally requested window, and the confirmed date — is logged to the audit trail (Section 3, Super Admin / Platform Admin role) as one of the financial/operational actions requiring traceability. Implemented in Flow 3's interactive prototype as a non-blocking warning with a required approval step before the Confirm action becomes available.</w:t>
+      </w:r>
+    </w:p>
+    <w:p>
+      <w:pPr>
+        <w:pStyle w:val="Heading1"/>
+      </w:pPr>
+      <w:r>
+        <w:rPr>
+          <w:b w:val="0"/>
+          <w:i w:val="0"/>
+        </w:rPr>
+        <w:t>12. Real-Time OTP Verification (Registration &amp; Login)</w:t>
+      </w:r>
+    </w:p>
+    <w:p>
+      <w:r>
+        <w:rPr>
+          <w:b w:val="0"/>
+          <w:i w:val="0"/>
+        </w:rPr>
+        <w:t>Added 5 September 2026, per Emmanuel’s decision — a new confirmed requirement, not part of the original Stage 1–5 scope. Applies to all seven roles (Section 3.2), not only the three self-registering portal roles:</w:t>
+      </w:r>
+    </w:p>
+    <w:p>
+      <w:pPr>
+        <w:pStyle w:val="ListParagraph"/>
+      </w:pPr>
+      <w:r>
+        <w:rPr>
+          <w:b w:val="0"/>
+          <w:i w:val="0"/>
+        </w:rPr>
+        <w:t>Both channels, both events. Every registration and every login requires two one-time codes — one delivered to the user’s phone (SMS), one to their email — entered together before the action completes. This is deliberately heavier than typical 2FA (which usually gates only the riskiest actions, or only registration): Emmanuel confirmed OTP applies at every login, not just once at sign-up.</w:t>
+      </w:r>
+    </w:p>
+    <w:p>
+      <w:pPr>
+        <w:pStyle w:val="ListParagraph"/>
+      </w:pPr>
+      <w:r>
+        <w:rPr>
+          <w:b w:val="0"/>
+          <w:i w:val="0"/>
+        </w:rPr>
+        <w:t>Applies to Internal Operations roles too. Agronomist, Logistics, Finance, and Super Admin accounts are Super-Admin-provisioned rather than self-registered (Section 3.2), so OTP verification applies to their login step only — they have no registration step of their own to gate.</w:t>
+      </w:r>
+    </w:p>
+    <w:p>
+      <w:pPr>
+        <w:pStyle w:val="ListParagraph"/>
+      </w:pPr>
+      <w:r>
+        <w:rPr>
+          <w:b w:val="0"/>
+          <w:i w:val="0"/>
+        </w:rPr>
+        <w:t>Delivery gateway is an open technical decision, same treatment as the payment gateway (Section 1.1): no SMS or email provider has been chosen. For the pilot build this is implemented as a real, working OTP mechanism with SIMULATED delivery — codes are generated, stored, and verified for real, but returned directly in the API response instead of actually being sent, so the pilot is fully demonstrable without a live gateway contract. Swapping in a real provider later is a delivery-layer change, not a rework of the verification logic.</w:t>
+      </w:r>
+    </w:p>
+    <w:p>
+      <w:pPr>
+        <w:pStyle w:val="ListParagraph"/>
+      </w:pPr>
+      <w:r>
+        <w:rPr>
+          <w:b w:val="0"/>
+          <w:i w:val="0"/>
+        </w:rPr>
+        <w:t>Buyer/Vendor registration keeps its existing Super Admin review step (Section 3.2, Registration Approval Queue) — OTP verification is a new precondition to entering that queue, not a replacement for it. A Farmer account has no such review step, so OTP verification is the entire gate for a Farmer.</w:t>
+      </w:r>
+    </w:p>
+    <w:p>
+      <w:r>
+        <w:rPr>
+          <w:b w:val="0"/>
+          <w:i w:val="0"/>
+        </w:rPr>
+        <w:t>Full implementation detail — the OTP challenge model, the registration/login endpoint contract, and why delivery is simulated — is in Farm_Master_SDD_Stage6.docx and Farm_Master_API_Documentation_Stage6.docx.</w:t>
       </w:r>
     </w:p>
     <w:sectPr>

--- a/Farm_Master_PRD_Stage1.docx
+++ b/Farm_Master_PRD_Stage1.docx
@@ -1388,6 +1388,50 @@
           </w:p>
         </w:tc>
       </w:tr>
+      <w:tr>
+        <w:tc>
+          <w:tcPr>
+            <w:tcW w:type="dxa" w:w="2600"/>
+          </w:tcPr>
+          <w:p>
+            <w:r>
+              <w:t>Pilot Operations Coordinator / Field-Farmer Liaison</w:t>
+            </w:r>
+          </w:p>
+        </w:tc>
+        <w:tc>
+          <w:tcPr>
+            <w:tcW w:type="dxa" w:w="7300"/>
+          </w:tcPr>
+          <w:p>
+            <w:r>
+              <w:t>Added 9 September 2026, splitting a scoped slice of Agronomist's own access out for pilot operations staff: matches farmer candidates to buyer requirements (Matching Queue) and tracks requirements end to end. Does not build production formulas, log field visits, or message farmers (stays Agronomist-only), and has no account/role administration authority.</w:t>
+            </w:r>
+          </w:p>
+        </w:tc>
+      </w:tr>
+      <w:tr>
+        <w:tc>
+          <w:tcPr>
+            <w:tcW w:type="dxa" w:w="2600"/>
+          </w:tcPr>
+          <w:p>
+            <w:r>
+              <w:t>Compliance/Reporting Officer</w:t>
+            </w:r>
+          </w:p>
+        </w:tc>
+        <w:tc>
+          <w:tcPr>
+            <w:tcW w:type="dxa" w:w="7300"/>
+          </w:tcPr>
+          <w:p>
+            <w:r>
+              <w:t>Added 9 September 2026, splitting a scoped slice of Finance's own access out for pilot compliance staff: generates and reviews the MoFA compliance report (CSV/PDF export) and has read-only visibility into order/delivery reconciliation figures needed to produce it. Cannot capture a commitment fee or release a farmer settlement/vendor payout (stays Finance-only), and has no account/role administration authority.</w:t>
+            </w:r>
+          </w:p>
+        </w:tc>
+      </w:tr>
     </w:tbl>
     <w:p>
       <w:pPr>
@@ -1399,7 +1443,7 @@
         <w:spacing w:after="160"/>
       </w:pPr>
       <w:r>
-        <w:t>Access to each of the seven roles above (Farmer, Buyer, Vendor, Agronomist, Logistics, Finance, Super Admin) must be permission-scoped from the start — this is a confirmed constraint, not a later add-on, since a Farmer must never see Buyer order data or another Farmer's settlement figures, and Logistics staff need dispatch visibility without financial reconciliation access. Finance and Super Admin are deliberately separate roles (added 3 September 2026) so that no single role can both move money and grant its own permissions — Finance releases settlements and payouts; only Super Admin can create accounts, assign or revoke roles, or approve a Buyer/Vendor's pending registration.</w:t>
+        <w:t>Access to each of the seven roles above (Farmer, Buyer, Vendor, Agronomist, Logistics, Finance, Super Admin) -- plus, as of 9 September 2026, the Pilot Operations Coordinator and Compliance/Reporting Officer roles that split scoped slices of Agronomist's and Finance's own access out for pilot staff onboarding (see the Internal Users table above) -- must be permission-scoped from the start — this is a confirmed constraint, not a later add-on, since a Farmer must never see Buyer order data or another Farmer's settlement figures, and Logistics staff need dispatch visibility without financial reconciliation access. Finance and Super Admin are deliberately separate roles (added 3 September 2026) so that no single role can both move money and grant its own permissions — Finance releases settlements and payouts; only Super Admin can create accounts, assign or revoke roles, or approve a Buyer/Vendor's pending registration.</w:t>
       </w:r>
     </w:p>
     <w:p>
@@ -1745,7 +1789,7 @@
           <w:b/>
           <w:bCs/>
         </w:rPr>
-        <w:t>Role-based access control across all seven roles (Section 3), enforced at the data layer, not just the UI.</w:t>
+        <w:t>Role-based access control across all nine roles (Section 3), enforced at the data layer, not just the UI.</w:t>
       </w:r>
       <w:r/>
     </w:p>
@@ -1770,7 +1814,7 @@
           <w:b w:val="0"/>
           <w:i w:val="0"/>
         </w:rPr>
-        <w:t>Real-time OTP verification via both phone (SMS) and email, at both registration and login, across all seven roles — added 5 September 2026 as a new confirmed requirement, not part of the original Stage 1 scope. See Section 12.</w:t>
+        <w:t>Real-time OTP verification via both phone (SMS) and email, at both registration and login, across all seven roles at the time — now all nine, automatically, since OTP applies to every role rather than being named per-role (Section 3.2 amendment, 9 September 2026) — added 5 September 2026 as a new confirmed requirement, not part of the original Stage 1 scope. See Section 12.</w:t>
       </w:r>
     </w:p>
     <w:p>
@@ -3734,7 +3778,7 @@
           <w:b w:val="0"/>
           <w:i w:val="0"/>
         </w:rPr>
-        <w:t>Added 5 September 2026, per Emmanuel’s decision — a new confirmed requirement, not part of the original Stage 1–5 scope. Applies to all seven roles (Section 3.2), not only the three self-registering portal roles:</w:t>
+        <w:t>Added 5 September 2026, per Emmanuel’s decision — a new confirmed requirement, not part of the original Stage 1–5 scope. Applies to all internal/external roles (Section 3.2), not only the three self-registering portal roles:</w:t>
       </w:r>
     </w:p>
     <w:p>

--- a/Farm_Master_PRD_Stage1.docx
+++ b/Farm_Master_PRD_Stage1.docx
@@ -3836,6 +3836,15 @@
           <w:i w:val="0"/>
         </w:rPr>
         <w:t>Full implementation detail — the OTP challenge model, the registration/login endpoint contract, and why delivery is simulated — is in Farm_Master_SDD_Stage6.docx and Farm_Master_API_Documentation_Stage6.docx.</w:t>
+      </w:r>
+    </w:p>
+    <w:p>
+      <w:r>
+        <w:rPr>
+          <w:b w:val="0"/>
+          <w:i w:val="0"/>
+        </w:rPr>
+        <w:t>Amended 10 September 2026: consolidated to email-only. “Both channels, both events” above is superseded -- testing found two codes together added friction without adding value while delivery is simulated either way, so OTP verification now requires a single email code at every registration and login it already covered. Nothing else about where OTP applies changes: still both events, still every role from Section 3.2, still a precondition to the Registration Approval Queue rather than a replacement for it. Full detail in Farm_Master_SDD_Stage6.docx Section 31.</w:t>
       </w:r>
     </w:p>
     <w:sectPr>
